--- a/Deepfake_Detection_Capstone_Project_Report_FINAL_SUBMISSION.docx
+++ b/Deepfake_Detection_Capstone_Project_Report_FINAL_SUBMISSION.docx
@@ -649,7 +649,133 @@
         <w:t>Varahagiri Venkata Sri Swati</w:t>
       </w:r>
       <w:r>
-        <w:t xml:space="preserve"> (ID No. 2025AIML002), </w:t>
+        <w:t xml:space="preserve"> (ID No. 2025AIML002) in partial fulfillment of the requirements of PCAM ZC321 Capstone Project, embodies the work done by the candidate under my supervision.</w:t>
+      </w:r>
+    </w:p>
+    <w:p>
+      <w:pPr>
+        <w:spacing w:after="0" w:line="240" w:lineRule="auto"/>
+      </w:pPr>
+      <w:r>
+        <w:rPr>
+          <w:sz w:val="120"/>
+        </w:rPr>
+        <w:t xml:space="preserve"> </w:t>
+      </w:r>
+    </w:p>
+    <w:tbl>
+      <w:tblPr>
+        <w:tblW w:w="0" w:type="auto"/>
+        <w:jc w:val="center"/>
+        <w:tblLook w:val="04A0" w:firstRow="1" w:lastRow="0" w:firstColumn="1" w:lastColumn="0" w:noHBand="0" w:noVBand="1"/>
+      </w:tblPr>
+      <w:tblGrid>
+        <w:gridCol w:w="4680"/>
+        <w:gridCol w:w="4680"/>
+      </w:tblGrid>
+      <w:tr>
+        <w:trPr>
+          <w:jc w:val="center"/>
+        </w:trPr>
+        <w:tc>
+          <w:tcPr>
+            <w:tcW w:w="4680" w:type="dxa"/>
+          </w:tcPr>
+          <w:p>
+            <w:pPr>
+              <w:spacing w:after="360"/>
+            </w:pPr>
+            <w:r>
+              <w:t>Place : Hyderabad</w:t>
+            </w:r>
+          </w:p>
+        </w:tc>
+        <w:tc>
+          <w:tcPr>
+            <w:tcW w:w="4680" w:type="dxa"/>
+          </w:tcPr>
+          <w:p>
+            <w:pPr>
+              <w:spacing w:after="360"/>
+              <w:jc w:val="right"/>
+            </w:pPr>
+            <w:r>
+              <w:t>Signature of the Mentor</w:t>
+            </w:r>
+          </w:p>
+        </w:tc>
+      </w:tr>
+      <w:tr>
+        <w:trPr>
+          <w:jc w:val="center"/>
+        </w:trPr>
+        <w:tc>
+          <w:tcPr>
+            <w:tcW w:w="4680" w:type="dxa"/>
+          </w:tcPr>
+          <w:p>
+            <w:pPr>
+              <w:spacing w:after="360"/>
+            </w:pPr>
+            <w:r>
+              <w:t>Date : 4/10/2026</w:t>
+            </w:r>
+          </w:p>
+        </w:tc>
+        <w:tc>
+          <w:tcPr>
+            <w:tcW w:w="4680" w:type="dxa"/>
+          </w:tcPr>
+          <w:p>
+            <w:pPr>
+              <w:spacing w:after="360"/>
+              <w:jc w:val="right"/>
+            </w:pPr>
+            <w:r>
+              <w:t>Name : Tapas Chakraborty</w:t>
+            </w:r>
+          </w:p>
+        </w:tc>
+      </w:tr>
+    </w:tbl>
+    <w:p>
+      <w:pPr>
+        <w:pStyle w:val="FrontHeading"/>
+        <w:pageBreakBefore/>
+      </w:pPr>
+      <w:r>
+        <w:t>BIRLA INSTITUTE OF TECHNOLOGY AND SCIENCE, PILANI</w:t>
+      </w:r>
+    </w:p>
+    <w:p>
+      <w:pPr>
+        <w:spacing w:before="120" w:after="480"/>
+        <w:jc w:val="center"/>
+      </w:pPr>
+      <w:r>
+        <w:rPr>
+          <w:b/>
+          <w:sz w:val="28"/>
+        </w:rPr>
+        <w:t>CERTIFICATE</w:t>
+      </w:r>
+    </w:p>
+    <w:p>
+      <w:pPr>
+        <w:spacing w:line="480" w:lineRule="auto"/>
+        <w:jc w:val="both"/>
+      </w:pPr>
+      <w:r>
+        <w:t xml:space="preserve">This is to certify that the Capstone Project entitled </w:t>
+      </w:r>
+      <w:r>
+        <w:rPr>
+          <w:b/>
+        </w:rPr>
+        <w:t>Deepfake Video Detection on Celeb-DF v2: Seven-Model Comparison with Low-Resolution and 64-Frame Evaluation</w:t>
+      </w:r>
+      <w:r>
+        <w:t xml:space="preserve"> and submitted by </w:t>
       </w:r>
       <w:r>
         <w:rPr>
@@ -658,7 +784,133 @@
         <w:t>Aishwary Agrawal</w:t>
       </w:r>
       <w:r>
-        <w:t xml:space="preserve"> (ID No. 2025AIML017) and </w:t>
+        <w:t xml:space="preserve"> (ID No. 2025AIML017) in partial fulfillment of the requirements of PCAM ZC321 Capstone Project, embodies the work done by the candidate under my supervision.</w:t>
+      </w:r>
+    </w:p>
+    <w:p>
+      <w:pPr>
+        <w:spacing w:after="0" w:line="240" w:lineRule="auto"/>
+      </w:pPr>
+      <w:r>
+        <w:rPr>
+          <w:sz w:val="120"/>
+        </w:rPr>
+        <w:t xml:space="preserve"> </w:t>
+      </w:r>
+    </w:p>
+    <w:tbl>
+      <w:tblPr>
+        <w:tblW w:w="0" w:type="auto"/>
+        <w:jc w:val="center"/>
+        <w:tblLook w:val="04A0" w:firstRow="1" w:lastRow="0" w:firstColumn="1" w:lastColumn="0" w:noHBand="0" w:noVBand="1"/>
+      </w:tblPr>
+      <w:tblGrid>
+        <w:gridCol w:w="4680"/>
+        <w:gridCol w:w="4680"/>
+      </w:tblGrid>
+      <w:tr>
+        <w:trPr>
+          <w:jc w:val="center"/>
+        </w:trPr>
+        <w:tc>
+          <w:tcPr>
+            <w:tcW w:w="4680" w:type="dxa"/>
+          </w:tcPr>
+          <w:p>
+            <w:pPr>
+              <w:spacing w:after="360"/>
+            </w:pPr>
+            <w:r>
+              <w:t>Place : Hyderabad</w:t>
+            </w:r>
+          </w:p>
+        </w:tc>
+        <w:tc>
+          <w:tcPr>
+            <w:tcW w:w="4680" w:type="dxa"/>
+          </w:tcPr>
+          <w:p>
+            <w:pPr>
+              <w:spacing w:after="360"/>
+              <w:jc w:val="right"/>
+            </w:pPr>
+            <w:r>
+              <w:t>Signature of the Mentor</w:t>
+            </w:r>
+          </w:p>
+        </w:tc>
+      </w:tr>
+      <w:tr>
+        <w:trPr>
+          <w:jc w:val="center"/>
+        </w:trPr>
+        <w:tc>
+          <w:tcPr>
+            <w:tcW w:w="4680" w:type="dxa"/>
+          </w:tcPr>
+          <w:p>
+            <w:pPr>
+              <w:spacing w:after="360"/>
+            </w:pPr>
+            <w:r>
+              <w:t>Date : 4/10/2026</w:t>
+            </w:r>
+          </w:p>
+        </w:tc>
+        <w:tc>
+          <w:tcPr>
+            <w:tcW w:w="4680" w:type="dxa"/>
+          </w:tcPr>
+          <w:p>
+            <w:pPr>
+              <w:spacing w:after="360"/>
+              <w:jc w:val="right"/>
+            </w:pPr>
+            <w:r>
+              <w:t>Name : Tapas Chakraborty</w:t>
+            </w:r>
+          </w:p>
+        </w:tc>
+      </w:tr>
+    </w:tbl>
+    <w:p>
+      <w:pPr>
+        <w:pStyle w:val="FrontHeading"/>
+        <w:pageBreakBefore/>
+      </w:pPr>
+      <w:r>
+        <w:t>BIRLA INSTITUTE OF TECHNOLOGY AND SCIENCE, PILANI</w:t>
+      </w:r>
+    </w:p>
+    <w:p>
+      <w:pPr>
+        <w:spacing w:before="120" w:after="480"/>
+        <w:jc w:val="center"/>
+      </w:pPr>
+      <w:r>
+        <w:rPr>
+          <w:b/>
+          <w:sz w:val="28"/>
+        </w:rPr>
+        <w:t>CERTIFICATE</w:t>
+      </w:r>
+    </w:p>
+    <w:p>
+      <w:pPr>
+        <w:spacing w:line="480" w:lineRule="auto"/>
+        <w:jc w:val="both"/>
+      </w:pPr>
+      <w:r>
+        <w:t xml:space="preserve">This is to certify that the Capstone Project entitled </w:t>
+      </w:r>
+      <w:r>
+        <w:rPr>
+          <w:b/>
+        </w:rPr>
+        <w:t>Deepfake Video Detection on Celeb-DF v2: Seven-Model Comparison with Low-Resolution and 64-Frame Evaluation</w:t>
+      </w:r>
+      <w:r>
+        <w:t xml:space="preserve"> and submitted by </w:t>
       </w:r>
       <w:r>
         <w:rPr>
@@ -667,7 +919,7 @@
         <w:t>Devesh Srivastava</w:t>
       </w:r>
       <w:r>
-        <w:t xml:space="preserve"> (ID No. 2025AIML055) in partial fulfillment of the requirements of PCAM ZC321 Capstone Project, embodies the work done by them under my supervision.</w:t>
+        <w:t xml:space="preserve"> (ID No. 2025AIML055) in partial fulfillment of the requirements of PCAM ZC321 Capstone Project, embodies the work done by the candidate under my supervision.</w:t>
       </w:r>
     </w:p>
     <w:p>
@@ -2527,8 +2779,6 @@
       </w:pPr>
       <w:r>
         <w:t>Table 2.1: Summary of the reviewed literature</w:t>
-      </w:r>
-      <w:r>
         <w:tab/>
         <w:t>5</w:t>
       </w:r>
@@ -2542,8 +2792,6 @@
       </w:pPr>
       <w:r>
         <w:t>Table 3.1: Project team</w:t>
-      </w:r>
-      <w:r>
         <w:tab/>
         <w:t>7</w:t>
       </w:r>
@@ -2557,8 +2805,6 @@
       </w:pPr>
       <w:r>
         <w:t>Table 3.2: Hardware resources</w:t>
-      </w:r>
-      <w:r>
         <w:tab/>
         <w:t>8</w:t>
       </w:r>
@@ -2572,8 +2818,6 @@
       </w:pPr>
       <w:r>
         <w:t>Table 3.3: Software resources</w:t>
-      </w:r>
-      <w:r>
         <w:tab/>
         <w:t>8</w:t>
       </w:r>
@@ -2587,8 +2831,6 @@
       </w:pPr>
       <w:r>
         <w:t>Table 3.4: Data challenges, risks and mitigations</w:t>
-      </w:r>
-      <w:r>
         <w:tab/>
         <w:t>9</w:t>
       </w:r>
@@ -2602,8 +2844,6 @@
       </w:pPr>
       <w:r>
         <w:t>Table 3.5: Plan of work</w:t>
-      </w:r>
-      <w:r>
         <w:tab/>
         <w:t>10</w:t>
       </w:r>
@@ -2617,8 +2857,6 @@
       </w:pPr>
       <w:r>
         <w:t>Table 4.1: Composition of Celeb-DF v2</w:t>
-      </w:r>
-      <w:r>
         <w:tab/>
         <w:t>11</w:t>
       </w:r>
@@ -2632,8 +2870,6 @@
       </w:pPr>
       <w:r>
         <w:t>Table 4.2: Video-level split</w:t>
-      </w:r>
-      <w:r>
         <w:tab/>
         <w:t>12</w:t>
       </w:r>
@@ -2647,8 +2883,6 @@
       </w:pPr>
       <w:r>
         <w:t>Table 4.3: Frame sampling policy</w:t>
-      </w:r>
-      <w:r>
         <w:tab/>
         <w:t>13</w:t>
       </w:r>
@@ -2662,8 +2896,6 @@
       </w:pPr>
       <w:r>
         <w:t>Table 4.4: Face detector comparison</w:t>
-      </w:r>
-      <w:r>
         <w:tab/>
         <w:t>13</w:t>
       </w:r>
@@ -2677,8 +2909,6 @@
       </w:pPr>
       <w:r>
         <w:t>Table 4.5: Aligned face crops per split (Run A)</w:t>
-      </w:r>
-      <w:r>
         <w:tab/>
         <w:t>15</w:t>
       </w:r>
@@ -2692,8 +2922,6 @@
       </w:pPr>
       <w:r>
         <w:t>Table 4.6: Training augmentation</w:t>
-      </w:r>
-      <w:r>
         <w:tab/>
         <w:t>15</w:t>
       </w:r>
@@ -2707,8 +2935,6 @@
       </w:pPr>
       <w:r>
         <w:t>Table 5.1: Seven candidate architectures</w:t>
-      </w:r>
-      <w:r>
         <w:tab/>
         <w:t>17</w:t>
       </w:r>
@@ -2722,8 +2948,6 @@
       </w:pPr>
       <w:r>
         <w:t>Table 5.2: Shared training settings</w:t>
-      </w:r>
-      <w:r>
         <w:tab/>
         <w:t>18</w:t>
       </w:r>
@@ -2737,8 +2961,6 @@
       </w:pPr>
       <w:r>
         <w:t>Table 5.3: Model-specific settings and training outcome (Run A, Kaggle T4)</w:t>
-      </w:r>
-      <w:r>
         <w:tab/>
         <w:t>18</w:t>
       </w:r>
@@ -2752,8 +2974,6 @@
       </w:pPr>
       <w:r>
         <w:t>Table 5.4: Input options of the final Kaggle notebook</w:t>
-      </w:r>
-      <w:r>
         <w:tab/>
         <w:t>20</w:t>
       </w:r>
@@ -2767,8 +2987,6 @@
       </w:pPr>
       <w:r>
         <w:t>Table 5.5: Run B training history (ConvNeXt-Tiny, Kaggle T4)</w:t>
-      </w:r>
-      <w:r>
         <w:tab/>
         <w:t>20</w:t>
       </w:r>
@@ -2782,8 +3000,6 @@
       </w:pPr>
       <w:r>
         <w:t>Table 5.6: Frame enhancement steps</w:t>
-      </w:r>
-      <w:r>
         <w:tab/>
         <w:t>22</w:t>
       </w:r>
@@ -2797,8 +3013,6 @@
       </w:pPr>
       <w:r>
         <w:t>Table 7.1: Measures used and their justification</w:t>
-      </w:r>
-      <w:r>
         <w:tab/>
         <w:t>40</w:t>
       </w:r>
@@ -2812,8 +3026,6 @@
       </w:pPr>
       <w:r>
         <w:t>Table 7.2: Seven-model comparison (Run A, final notebook)</w:t>
-      </w:r>
-      <w:r>
         <w:tab/>
         <w:t>41</w:t>
       </w:r>
@@ -2827,8 +3039,6 @@
       </w:pPr>
       <w:r>
         <w:t>Table 7.3: Holdout confusion counts per model (105 real, 704 fake videos)</w:t>
-      </w:r>
-      <w:r>
         <w:tab/>
         <w:t>44</w:t>
       </w:r>
@@ -2842,8 +3052,6 @@
       </w:pPr>
       <w:r>
         <w:t>Table 7.4: Holdout video AUC under degradation (up to 8 faces per video)</w:t>
-      </w:r>
-      <w:r>
         <w:tab/>
         <w:t>45</w:t>
       </w:r>
@@ -2857,8 +3065,6 @@
       </w:pPr>
       <w:r>
         <w:t>Table 7.5: Calibration of the holdout video scores before and after temperature scaling</w:t>
-      </w:r>
-      <w:r>
         <w:tab/>
         <w:t>47</w:t>
       </w:r>
@@ -2872,8 +3078,6 @@
       </w:pPr>
       <w:r>
         <w:t>Table 7.6: Full-video demo results (Run A)</w:t>
-      </w:r>
-      <w:r>
         <w:tab/>
         <w:t>48</w:t>
       </w:r>
@@ -2887,8 +3091,6 @@
       </w:pPr>
       <w:r>
         <w:t>Table 7.7: Speed measurements (Kaggle T4 GPU, Python timers)</w:t>
-      </w:r>
-      <w:r>
         <w:tab/>
         <w:t>48</w:t>
       </w:r>
@@ -2902,8 +3104,6 @@
       </w:pPr>
       <w:r>
         <w:t>Table 7.8: Run B video-level metrics at threshold 0.4825</w:t>
-      </w:r>
-      <w:r>
         <w:tab/>
         <w:t>49</w:t>
       </w:r>
@@ -2917,8 +3117,6 @@
       </w:pPr>
       <w:r>
         <w:t>Table 7.9: Comparison of the two ConvNeXt-Tiny runs</w:t>
-      </w:r>
-      <w:r>
         <w:tab/>
         <w:t>51</w:t>
       </w:r>
@@ -2932,8 +3130,6 @@
       </w:pPr>
       <w:r>
         <w:t>Table 7.10: Videos selected for the enhancement test</w:t>
-      </w:r>
-      <w:r>
         <w:tab/>
         <w:t>53</w:t>
       </w:r>
@@ -2947,8 +3143,6 @@
       </w:pPr>
       <w:r>
         <w:t>Table 7.11: Original versus enhanced results (64 frames, threshold 0.4825)</w:t>
-      </w:r>
-      <w:r>
         <w:tab/>
         <w:t>54</w:t>
       </w:r>
@@ -2962,8 +3156,6 @@
       </w:pPr>
       <w:r>
         <w:t>Table 7.12: High- versus low-resolution results (32 frames, threshold 0.0079)</w:t>
-      </w:r>
-      <w:r>
         <w:tab/>
         <w:t>54</w:t>
       </w:r>
@@ -2977,8 +3169,6 @@
       </w:pPr>
       <w:r>
         <w:t>Table 7.13: Results against project objectives</w:t>
-      </w:r>
-      <w:r>
         <w:tab/>
         <w:t>57</w:t>
       </w:r>
@@ -2992,8 +3182,6 @@
       </w:pPr>
       <w:r>
         <w:t>Table A.1: Configuration values of the final notebook (Run A)</w:t>
-      </w:r>
-      <w:r>
         <w:tab/>
         <w:t>64</w:t>
       </w:r>
@@ -3007,8 +3195,6 @@
       </w:pPr>
       <w:r>
         <w:t>Table B.1: Sections of the final notebook (Run A)</w:t>
-      </w:r>
-      <w:r>
         <w:tab/>
         <w:t>65</w:t>
       </w:r>
@@ -3022,8 +3208,6 @@
       </w:pPr>
       <w:r>
         <w:t>Table B.2: Cells of the final Kaggle notebook (Run B)</w:t>
-      </w:r>
-      <w:r>
         <w:tab/>
         <w:t>66</w:t>
       </w:r>
@@ -3037,8 +3221,6 @@
       </w:pPr>
       <w:r>
         <w:t>Table C.1: Output files (under the retinaface_models working folder)</w:t>
-      </w:r>
-      <w:r>
         <w:tab/>
         <w:t>67</w:t>
       </w:r>
@@ -3062,8 +3244,6 @@
       </w:pPr>
       <w:r>
         <w:t>Figure 3.1: Consolidated machine-learning process flow (solution architecture)</w:t>
-      </w:r>
-      <w:r>
         <w:tab/>
         <w:t>6</w:t>
       </w:r>
@@ -3077,8 +3257,6 @@
       </w:pPr>
       <w:r>
         <w:t>Figure 3.2: Video inference flow from input file to REAL / FAKE decision</w:t>
-      </w:r>
-      <w:r>
         <w:tab/>
         <w:t>7</w:t>
       </w:r>
@@ -3092,8 +3270,6 @@
       </w:pPr>
       <w:r>
         <w:t>Figure 4.1: Speed of the four face detectors on the same frames</w:t>
-      </w:r>
-      <w:r>
         <w:tab/>
         <w:t>13</w:t>
       </w:r>
@@ -3107,8 +3283,6 @@
       </w:pPr>
       <w:r>
         <w:t>Figure 4.2: Randomly sampled eye-aligned training crops: real (top) and fake (bottom)</w:t>
-      </w:r>
-      <w:r>
         <w:tab/>
         <w:t>15</w:t>
       </w:r>
@@ -3122,8 +3296,6 @@
       </w:pPr>
       <w:r>
         <w:t>Figure 4.3: Videos (a) and aligned face crops (b) per split, by class</w:t>
-      </w:r>
-      <w:r>
         <w:tab/>
         <w:t>15</w:t>
       </w:r>
@@ -3137,8 +3309,6 @@
       </w:pPr>
       <w:r>
         <w:t>Figure 5.1: Run B training loss (a) and validation AUC (b); epoch 5 was selected</w:t>
-      </w:r>
-      <w:r>
         <w:tab/>
         <w:t>21</w:t>
       </w:r>
@@ -3152,8 +3322,6 @@
       </w:pPr>
       <w:r>
         <w:t>Figure 6.1: Kaggle screenshot of the final Kaggle notebook: environment preflight showing Tesla T4 and ONNX Runtime providers (5 October 2026)</w:t>
-      </w:r>
-      <w:r>
         <w:tab/>
         <w:t>30</w:t>
       </w:r>
@@ -3167,8 +3335,6 @@
       </w:pPr>
       <w:r>
         <w:t>Figure 6.2: Kaggle screenshot of the final Kaggle notebook: manifest and leakage audit</w:t>
-      </w:r>
-      <w:r>
         <w:tab/>
         <w:t>31</w:t>
       </w:r>
@@ -3182,8 +3348,6 @@
       </w:pPr>
       <w:r>
         <w:t>Figure 6.3: Kaggle screenshot of the final Kaggle notebook: RetinaFace model download and the first face-cache shard</w:t>
-      </w:r>
-      <w:r>
         <w:tab/>
         <w:t>32</w:t>
       </w:r>
@@ -3197,8 +3361,6 @@
       </w:pPr>
       <w:r>
         <w:t>Figure 6.4: Kaggle screenshot of the final Kaggle notebook: remaining face-cache shards and crop counts</w:t>
-      </w:r>
-      <w:r>
         <w:tab/>
         <w:t>33</w:t>
       </w:r>
@@ -3212,8 +3374,6 @@
       </w:pPr>
       <w:r>
         <w:t>Figure 7.1: Holdout AUC with bootstrap 95% confidence intervals (a) and accuracy versus speed (b)</w:t>
-      </w:r>
-      <w:r>
         <w:tab/>
         <w:t>42</w:t>
       </w:r>
@@ -3227,8 +3387,6 @@
       </w:pPr>
       <w:r>
         <w:t>Figure 7.2: Video-level ROC curves of the seven models on the holdout (left) and official test (right) videos, zoomed to FPR ≤ 0.3</w:t>
-      </w:r>
-      <w:r>
         <w:tab/>
         <w:t>43</w:t>
       </w:r>
@@ -3242,8 +3400,6 @@
       </w:pPr>
       <w:r>
         <w:t>Figure 7.3: Holdout confusion matrices of the seven models, each at its own validation threshold</w:t>
-      </w:r>
-      <w:r>
         <w:tab/>
         <w:t>44</w:t>
       </w:r>
@@ -3257,8 +3413,6 @@
       </w:pPr>
       <w:r>
         <w:t>Figure 7.4: Training loss (a) and validation frame AUC (b) of the seven models in Run A</w:t>
-      </w:r>
-      <w:r>
         <w:tab/>
         <w:t>44</w:t>
       </w:r>
@@ -3272,8 +3426,6 @@
       </w:pPr>
       <w:r>
         <w:t>Figure 7.5: Worst holdout AUC drop per model under the four degradations (lower is better)</w:t>
-      </w:r>
-      <w:r>
         <w:tab/>
         <w:t>46</w:t>
       </w:r>
@@ -3287,8 +3439,6 @@
       </w:pPr>
       <w:r>
         <w:t>Figure 7.6: Grad-CAM attention for one real (top) and one fake (bottom) holdout face, with each model’s P(fake)</w:t>
-      </w:r>
-      <w:r>
         <w:tab/>
         <w:t>48</w:t>
       </w:r>
@@ -3302,8 +3452,6 @@
       </w:pPr>
       <w:r>
         <w:t>Figure 7.7: Run B confusion matrices on the validation and holdout videos</w:t>
-      </w:r>
-      <w:r>
         <w:tab/>
         <w:t>50</w:t>
       </w:r>
@@ -3317,8 +3465,6 @@
       </w:pPr>
       <w:r>
         <w:t>Figure 7.8: Run A and Run B threshold-dependent error comparison; Run B metrics and confusion matrices</w:t>
-      </w:r>
-      <w:r>
         <w:tab/>
         <w:t>52</w:t>
       </w:r>
@@ -3332,8 +3478,6 @@
       </w:pPr>
       <w:r>
         <w:t>Figure 7.9: Extracted faces of the three low-resolution REAL videos, original (left) and enhanced (right)</w:t>
-      </w:r>
-      <w:r>
         <w:tab/>
         <w:t>53</w:t>
       </w:r>
@@ -3347,8 +3491,6 @@
       </w:pPr>
       <w:r>
         <w:t>Figure 7.10: Aligned RetinaFace crops of the four videos of the resolution check (6 of 32 shown per video)</w:t>
-      </w:r>
-      <w:r>
         <w:tab/>
         <w:t>56</w:t>
       </w:r>
@@ -3372,8 +3514,6 @@
       </w:pPr>
       <w:r>
         <w:t>Chapter 1: Introduction</w:t>
-      </w:r>
-      <w:r>
         <w:tab/>
         <w:t>1</w:t>
       </w:r>
@@ -3387,8 +3527,6 @@
       </w:pPr>
       <w:r>
         <w:t>1.1 Background</w:t>
-      </w:r>
-      <w:r>
         <w:tab/>
         <w:t>1</w:t>
       </w:r>
@@ -3402,8 +3540,6 @@
       </w:pPr>
       <w:r>
         <w:t>1.2 Problem Statement</w:t>
-      </w:r>
-      <w:r>
         <w:tab/>
         <w:t>1</w:t>
       </w:r>
@@ -3417,8 +3553,6 @@
       </w:pPr>
       <w:r>
         <w:t>1.3 Objectives of the Project</w:t>
-      </w:r>
-      <w:r>
         <w:tab/>
         <w:t>1</w:t>
       </w:r>
@@ -3432,8 +3566,6 @@
       </w:pPr>
       <w:r>
         <w:t>1.4 Scope and Assumptions</w:t>
-      </w:r>
-      <w:r>
         <w:tab/>
         <w:t>2</w:t>
       </w:r>
@@ -3447,8 +3579,6 @@
       </w:pPr>
       <w:r>
         <w:t>1.5 Organisation of the Report</w:t>
-      </w:r>
-      <w:r>
         <w:tab/>
         <w:t>2</w:t>
       </w:r>
@@ -3462,8 +3592,6 @@
       </w:pPr>
       <w:r>
         <w:t>Chapter 2: Literature Review</w:t>
-      </w:r>
-      <w:r>
         <w:tab/>
         <w:t>3</w:t>
       </w:r>
@@ -3477,8 +3605,6 @@
       </w:pPr>
       <w:r>
         <w:t>2.1 Deepfake Datasets and Benchmarks</w:t>
-      </w:r>
-      <w:r>
         <w:tab/>
         <w:t>3</w:t>
       </w:r>
@@ -3492,8 +3618,6 @@
       </w:pPr>
       <w:r>
         <w:t>2.2 Frame-Level CNN Detectors</w:t>
-      </w:r>
-      <w:r>
         <w:tab/>
         <w:t>3</w:t>
       </w:r>
@@ -3507,8 +3631,6 @@
       </w:pPr>
       <w:r>
         <w:t>2.3 Artefact-Focused Methods</w:t>
-      </w:r>
-      <w:r>
         <w:tab/>
         <w:t>3</w:t>
       </w:r>
@@ -3522,8 +3644,6 @@
       </w:pPr>
       <w:r>
         <w:t>2.4 Temporal Methods</w:t>
-      </w:r>
-      <w:r>
         <w:tab/>
         <w:t>4</w:t>
       </w:r>
@@ -3537,8 +3657,6 @@
       </w:pPr>
       <w:r>
         <w:t>2.5 Vision Transformers and Foundation Models</w:t>
-      </w:r>
-      <w:r>
         <w:tab/>
         <w:t>4</w:t>
       </w:r>
@@ -3552,8 +3670,6 @@
       </w:pPr>
       <w:r>
         <w:t>2.6 Face Detection and Alignment</w:t>
-      </w:r>
-      <w:r>
         <w:tab/>
         <w:t>4</w:t>
       </w:r>
@@ -3567,8 +3683,6 @@
       </w:pPr>
       <w:r>
         <w:t>2.7 Explainability, Evaluation and Calibration</w:t>
-      </w:r>
-      <w:r>
         <w:tab/>
         <w:t>4</w:t>
       </w:r>
@@ -3582,8 +3696,6 @@
       </w:pPr>
       <w:r>
         <w:t>2.8 Summary and Research Gap</w:t>
-      </w:r>
-      <w:r>
         <w:tab/>
         <w:t>4</w:t>
       </w:r>
@@ -3597,8 +3709,6 @@
       </w:pPr>
       <w:r>
         <w:t>Chapter 3: Solution Architecture and Project Planning</w:t>
-      </w:r>
-      <w:r>
         <w:tab/>
         <w:t>6</w:t>
       </w:r>
@@ -3612,8 +3722,6 @@
       </w:pPr>
       <w:r>
         <w:t>3.1 Machine Learning Process Flow</w:t>
-      </w:r>
-      <w:r>
         <w:tab/>
         <w:t>6</w:t>
       </w:r>
@@ -3627,8 +3735,6 @@
       </w:pPr>
       <w:r>
         <w:t>3.2 Resources Needed for the Project</w:t>
-      </w:r>
-      <w:r>
         <w:tab/>
         <w:t>7</w:t>
       </w:r>
@@ -3642,8 +3748,6 @@
       </w:pPr>
       <w:r>
         <w:t>3.2.1 People</w:t>
-      </w:r>
-      <w:r>
         <w:tab/>
         <w:t>7</w:t>
       </w:r>
@@ -3657,8 +3761,6 @@
       </w:pPr>
       <w:r>
         <w:t>3.2.2 Hardware</w:t>
-      </w:r>
-      <w:r>
         <w:tab/>
         <w:t>8</w:t>
       </w:r>
@@ -3672,8 +3774,6 @@
       </w:pPr>
       <w:r>
         <w:t>3.2.3 Software</w:t>
-      </w:r>
-      <w:r>
         <w:tab/>
         <w:t>8</w:t>
       </w:r>
@@ -3687,8 +3787,6 @@
       </w:pPr>
       <w:r>
         <w:t>3.3 Potential Data Challenges and Risks</w:t>
-      </w:r>
-      <w:r>
         <w:tab/>
         <w:t>8</w:t>
       </w:r>
@@ -3702,8 +3800,6 @@
       </w:pPr>
       <w:r>
         <w:t>3.4 Detailed Plan of Work</w:t>
-      </w:r>
-      <w:r>
         <w:tab/>
         <w:t>9</w:t>
       </w:r>
@@ -3717,8 +3813,6 @@
       </w:pPr>
       <w:r>
         <w:t>Chapter 4: Data Pre-Processing</w:t>
-      </w:r>
-      <w:r>
         <w:tab/>
         <w:t>11</w:t>
       </w:r>
@@ -3732,8 +3826,6 @@
       </w:pPr>
       <w:r>
         <w:t>4.1 Dataset Description</w:t>
-      </w:r>
-      <w:r>
         <w:tab/>
         <w:t>11</w:t>
       </w:r>
@@ -3747,8 +3839,6 @@
       </w:pPr>
       <w:r>
         <w:t>4.2 Label Convention and Manifest Validation</w:t>
-      </w:r>
-      <w:r>
         <w:tab/>
         <w:t>11</w:t>
       </w:r>
@@ -3762,8 +3852,6 @@
       </w:pPr>
       <w:r>
         <w:t>4.3 Leak-Resistant Identity Split</w:t>
-      </w:r>
-      <w:r>
         <w:tab/>
         <w:t>11</w:t>
       </w:r>
@@ -3777,8 +3865,6 @@
       </w:pPr>
       <w:r>
         <w:t>4.4 Frame Sampling</w:t>
-      </w:r>
-      <w:r>
         <w:tab/>
         <w:t>12</w:t>
       </w:r>
@@ -3792,8 +3878,6 @@
       </w:pPr>
       <w:r>
         <w:t>4.5 Face Detector Selection</w:t>
-      </w:r>
-      <w:r>
         <w:tab/>
         <w:t>13</w:t>
       </w:r>
@@ -3807,8 +3891,6 @@
       </w:pPr>
       <w:r>
         <w:t>4.6 Face Detection, Alignment and Caching</w:t>
-      </w:r>
-      <w:r>
         <w:tab/>
         <w:t>14</w:t>
       </w:r>
@@ -3822,8 +3904,6 @@
       </w:pPr>
       <w:r>
         <w:t>4.7 Summary of the Prepared Data</w:t>
-      </w:r>
-      <w:r>
         <w:tab/>
         <w:t>15</w:t>
       </w:r>
@@ -3837,8 +3917,6 @@
       </w:pPr>
       <w:r>
         <w:t>4.8 Data Augmentation and Normalisation</w:t>
-      </w:r>
-      <w:r>
         <w:tab/>
         <w:t>15</w:t>
       </w:r>
@@ -3852,8 +3930,6 @@
       </w:pPr>
       <w:r>
         <w:t>4.9 Outlier Handling, Data Quality and Visualisation</w:t>
-      </w:r>
-      <w:r>
         <w:tab/>
         <w:t>16</w:t>
       </w:r>
@@ -3867,8 +3943,6 @@
       </w:pPr>
       <w:r>
         <w:t>Chapter 5: Machine Learning Modelling and Techniques</w:t>
-      </w:r>
-      <w:r>
         <w:tab/>
         <w:t>17</w:t>
       </w:r>
@@ -3882,8 +3956,6 @@
       </w:pPr>
       <w:r>
         <w:t>5.1 Problem Formulation</w:t>
-      </w:r>
-      <w:r>
         <w:tab/>
         <w:t>17</w:t>
       </w:r>
@@ -3897,8 +3969,6 @@
       </w:pPr>
       <w:r>
         <w:t>5.2 Candidate Architectures</w:t>
-      </w:r>
-      <w:r>
         <w:tab/>
         <w:t>17</w:t>
       </w:r>
@@ -3912,8 +3982,6 @@
       </w:pPr>
       <w:r>
         <w:t>5.3 Training Configuration</w:t>
-      </w:r>
-      <w:r>
         <w:tab/>
         <w:t>17</w:t>
       </w:r>
@@ -3927,8 +3995,6 @@
       </w:pPr>
       <w:r>
         <w:t>5.4 Training Procedure</w:t>
-      </w:r>
-      <w:r>
         <w:tab/>
         <w:t>18</w:t>
       </w:r>
@@ -3942,8 +4008,6 @@
       </w:pPr>
       <w:r>
         <w:t>5.5 Video-Level Aggregation and Threshold Selection</w:t>
-      </w:r>
-      <w:r>
         <w:tab/>
         <w:t>19</w:t>
       </w:r>
@@ -3958,8 +4022,6 @@
       <w:r>
         <w:lastRenderedPageBreak/>
         <w:t>5.6 Evaluation Protocol of the Final Comparison</w:t>
-      </w:r>
-      <w:r>
         <w:tab/>
         <w:t>19</w:t>
       </w:r>
@@ -3973,8 +4035,6 @@
       </w:pPr>
       <w:r>
         <w:t>5.7 ConvNeXt-Tiny Rebuild (Run B, Run B)</w:t>
-      </w:r>
-      <w:r>
         <w:tab/>
         <w:t>20</w:t>
       </w:r>
@@ -3988,8 +4048,6 @@
       </w:pPr>
       <w:r>
         <w:t>5.8 Low-Resolution 64-Frame Enhancement Test (Run B)</w:t>
-      </w:r>
-      <w:r>
         <w:tab/>
         <w:t>21</w:t>
       </w:r>
@@ -4003,8 +4061,6 @@
       </w:pPr>
       <w:r>
         <w:t>5.9 High- versus Low-Resolution Check (Run A)</w:t>
-      </w:r>
-      <w:r>
         <w:tab/>
         <w:t>22</w:t>
       </w:r>
@@ -4018,8 +4074,6 @@
       </w:pPr>
       <w:r>
         <w:t>Chapter 6: Code and Screenshots</w:t>
-      </w:r>
-      <w:r>
         <w:tab/>
         <w:t>23</w:t>
       </w:r>
@@ -4033,8 +4087,6 @@
       </w:pPr>
       <w:r>
         <w:t>6.1 Final Team Notebook (Run A)</w:t>
-      </w:r>
-      <w:r>
         <w:tab/>
         <w:t>23</w:t>
       </w:r>
@@ -4048,8 +4100,6 @@
       </w:pPr>
       <w:r>
         <w:t>6.1.1 Environment, Data and Model Registry</w:t>
-      </w:r>
-      <w:r>
         <w:tab/>
         <w:t>23</w:t>
       </w:r>
@@ -4063,8 +4113,6 @@
       </w:pPr>
       <w:r>
         <w:t>6.1.2 Training and Evaluation of the Seven Models</w:t>
-      </w:r>
-      <w:r>
         <w:tab/>
         <w:t>24</w:t>
       </w:r>
@@ -4078,8 +4126,6 @@
       </w:pPr>
       <w:r>
         <w:t>6.1.3 Comparison, Robustness and Calibration</w:t>
-      </w:r>
-      <w:r>
         <w:tab/>
         <w:t>26</w:t>
       </w:r>
@@ -4093,8 +4139,6 @@
       </w:pPr>
       <w:r>
         <w:t>6.1.4 Demo, Export and High / Low Resolution Check</w:t>
-      </w:r>
-      <w:r>
         <w:tab/>
         <w:t>27</w:t>
       </w:r>
@@ -4108,8 +4152,6 @@
       </w:pPr>
       <w:r>
         <w:t>6.2 Low-Resolution Run B (Run B)</w:t>
-      </w:r>
-      <w:r>
         <w:tab/>
         <w:t>29</w:t>
       </w:r>
@@ -4123,8 +4165,6 @@
       </w:pPr>
       <w:r>
         <w:t>6.2.1 Environment and GPU Check</w:t>
-      </w:r>
-      <w:r>
         <w:tab/>
         <w:t>29</w:t>
       </w:r>
@@ -4138,8 +4178,6 @@
       </w:pPr>
       <w:r>
         <w:t>6.2.2 Manifest and Leakage Audit</w:t>
-      </w:r>
-      <w:r>
         <w:tab/>
         <w:t>30</w:t>
       </w:r>
@@ -4153,8 +4191,6 @@
       </w:pPr>
       <w:r>
         <w:t>6.2.3 RetinaFace Detection and Eye Alignment</w:t>
-      </w:r>
-      <w:r>
         <w:tab/>
         <w:t>31</w:t>
       </w:r>
@@ -4168,8 +4204,6 @@
       </w:pPr>
       <w:r>
         <w:t>6.2.4 Model Construction and Training Loop</w:t>
-      </w:r>
-      <w:r>
         <w:tab/>
         <w:t>34</w:t>
       </w:r>
@@ -4183,8 +4217,6 @@
       </w:pPr>
       <w:r>
         <w:t>6.2.5 Threshold Selection and Evaluation</w:t>
-      </w:r>
-      <w:r>
         <w:tab/>
         <w:t>36</w:t>
       </w:r>
@@ -4198,8 +4230,6 @@
       </w:pPr>
       <w:r>
         <w:t>6.2.6 Enhancement and 64-Frame Video Inference</w:t>
-      </w:r>
-      <w:r>
         <w:tab/>
         <w:t>38</w:t>
       </w:r>
@@ -4213,8 +4243,6 @@
       </w:pPr>
       <w:r>
         <w:t>Chapter 7: Results and Interpretation</w:t>
-      </w:r>
-      <w:r>
         <w:tab/>
         <w:t>40</w:t>
       </w:r>
@@ -4228,8 +4256,6 @@
       </w:pPr>
       <w:r>
         <w:t>7.1 Justification of Measures and Metrics</w:t>
-      </w:r>
-      <w:r>
         <w:tab/>
         <w:t>40</w:t>
       </w:r>
@@ -4243,8 +4269,6 @@
       </w:pPr>
       <w:r>
         <w:t>7.2 Seven-Model Comparison (Run A)</w:t>
-      </w:r>
-      <w:r>
         <w:tab/>
         <w:t>40</w:t>
       </w:r>
@@ -4258,8 +4282,6 @@
       </w:pPr>
       <w:r>
         <w:t>7.3 Official Test Benchmark</w:t>
-      </w:r>
-      <w:r>
         <w:tab/>
         <w:t>45</w:t>
       </w:r>
@@ -4273,8 +4295,6 @@
       </w:pPr>
       <w:r>
         <w:t>7.4 Robustness to Compression, Downscaling and Blur</w:t>
-      </w:r>
-      <w:r>
         <w:tab/>
         <w:t>45</w:t>
       </w:r>
@@ -4288,8 +4308,6 @@
       </w:pPr>
       <w:r>
         <w:t>7.5 Probability Calibration</w:t>
-      </w:r>
-      <w:r>
         <w:tab/>
         <w:t>46</w:t>
       </w:r>
@@ -4303,8 +4321,6 @@
       </w:pPr>
       <w:r>
         <w:t>7.6 Explainability with Grad-CAM</w:t>
-      </w:r>
-      <w:r>
         <w:tab/>
         <w:t>48</w:t>
       </w:r>
@@ -4318,8 +4334,6 @@
       </w:pPr>
       <w:r>
         <w:t>7.7 End-to-End Demo, Speed and Export</w:t>
-      </w:r>
-      <w:r>
         <w:tab/>
         <w:t>48</w:t>
       </w:r>
@@ -4333,8 +4347,6 @@
       </w:pPr>
       <w:r>
         <w:t>7.8 ConvNeXt-Tiny Rebuild (Run B) and Comparison of the Two Runs</w:t>
-      </w:r>
-      <w:r>
         <w:tab/>
         <w:t>49</w:t>
       </w:r>
@@ -4348,8 +4360,6 @@
       </w:pPr>
       <w:r>
         <w:t>7.9 Low-Resolution 64-Frame Enhancement Results (Run B)</w:t>
-      </w:r>
-      <w:r>
         <w:tab/>
         <w:t>53</w:t>
       </w:r>
@@ -4363,8 +4373,6 @@
       </w:pPr>
       <w:r>
         <w:t>7.10 High- versus Low-Resolution Check (Run A)</w:t>
-      </w:r>
-      <w:r>
         <w:tab/>
         <w:t>54</w:t>
       </w:r>
@@ -4378,8 +4386,6 @@
       </w:pPr>
       <w:r>
         <w:t>7.11 Summary of Results Against Objectives</w:t>
-      </w:r>
-      <w:r>
         <w:tab/>
         <w:t>57</w:t>
       </w:r>
@@ -4393,8 +4399,6 @@
       </w:pPr>
       <w:r>
         <w:t>Chapter 8: Conclusions and Recommendations</w:t>
-      </w:r>
-      <w:r>
         <w:tab/>
         <w:t>58</w:t>
       </w:r>
@@ -4408,8 +4412,6 @@
       </w:pPr>
       <w:r>
         <w:t>8.1 Conclusions</w:t>
-      </w:r>
-      <w:r>
         <w:tab/>
         <w:t>58</w:t>
       </w:r>
@@ -4423,8 +4425,6 @@
       </w:pPr>
       <w:r>
         <w:t>8.2 Recommendations</w:t>
-      </w:r>
-      <w:r>
         <w:tab/>
         <w:t>58</w:t>
       </w:r>
@@ -4438,8 +4438,6 @@
       </w:pPr>
       <w:r>
         <w:t>Chapter 9: Directions for Future Work</w:t>
-      </w:r>
-      <w:r>
         <w:tab/>
         <w:t>60</w:t>
       </w:r>
@@ -4453,8 +4451,6 @@
       </w:pPr>
       <w:r>
         <w:t>References</w:t>
-      </w:r>
-      <w:r>
         <w:tab/>
         <w:t>69</w:t>
       </w:r>
@@ -4468,8 +4464,6 @@
       </w:pPr>
       <w:r>
         <w:t>Appendices</w:t>
-      </w:r>
-      <w:r>
         <w:tab/>
         <w:t>69</w:t>
       </w:r>
@@ -4483,8 +4477,6 @@
       </w:pPr>
       <w:r>
         <w:t>Appendix A: Configuration of the Final Notebook</w:t>
-      </w:r>
-      <w:r>
         <w:tab/>
         <w:t>64</w:t>
       </w:r>
@@ -4498,8 +4490,6 @@
       </w:pPr>
       <w:r>
         <w:t>Appendix B: Notebook Maps</w:t>
-      </w:r>
-      <w:r>
         <w:tab/>
         <w:t>65</w:t>
       </w:r>
@@ -4513,8 +4503,6 @@
       </w:pPr>
       <w:r>
         <w:t>Appendix C: Files Produced by the Pipeline</w:t>
-      </w:r>
-      <w:r>
         <w:tab/>
         <w:t>67</w:t>
       </w:r>
@@ -4528,8 +4516,6 @@
       </w:pPr>
       <w:r>
         <w:t>List of Publications / Conference Presentations</w:t>
-      </w:r>
-      <w:r>
         <w:tab/>
         <w:t>55</w:t>
       </w:r>
@@ -4543,8 +4529,6 @@
       </w:pPr>
       <w:r>
         <w:t>Checklist of Items for the Final Report</w:t>
-      </w:r>
-      <w:r>
         <w:tab/>
         <w:t>56</w:t>
       </w:r>
@@ -4692,8 +4676,6 @@
       </w:pPr>
       <w:r>
         <w:t>O1</w:t>
-      </w:r>
-      <w:r>
         <w:tab/>
         <w:t>Build a reproducible data pipeline that turns the raw Celeb-DF v2 videos into aligned face images, using an identity-disjoint train / validation / holdout split.</w:t>
       </w:r>
@@ -4710,8 +4692,6 @@
       <w:r>
         <w:lastRenderedPageBreak/>
         <w:t>O2</w:t>
-      </w:r>
-      <w:r>
         <w:tab/>
         <w:t>Select a face detector by benchmarking OpenCV Haar, MTCNN, RetinaFace and YOLOv8 on the same frames.</w:t>
       </w:r>
@@ -4727,8 +4707,6 @@
       </w:pPr>
       <w:r>
         <w:t>O3</w:t>
-      </w:r>
-      <w:r>
         <w:tab/>
         <w:t>Fine-tune and compare seven ImageNet-pretrained architectures under identical conditions and select the best one by holdout video-level AUC.</w:t>
       </w:r>
@@ -4744,8 +4722,6 @@
       </w:pPr>
       <w:r>
         <w:t>O4</w:t>
-      </w:r>
-      <w:r>
         <w:tab/>
         <w:t>Convert face scores into video decisions with a threshold chosen on validation data, and evaluate on the holdout split and the official Celeb-DF test list using AUC with bootstrap confidence intervals, accuracy, precision, recall, F1, EER and confusion matrices.</w:t>
       </w:r>
@@ -4761,8 +4737,6 @@
       </w:pPr>
       <w:r>
         <w:t>O5</w:t>
-      </w:r>
-      <w:r>
         <w:tab/>
         <w:t>Test robustness to JPEG compression, downscaling and blur; check probability calibration; explain predictions with Grad-CAM; measure speed; and demonstrate and export the complete video-to-decision pipeline.</w:t>
       </w:r>
@@ -4778,8 +4752,6 @@
       </w:pPr>
       <w:r>
         <w:t>O6</w:t>
-      </w:r>
-      <w:r>
         <w:tab/>
         <w:t>Evaluate the final model on low-resolution input: 64 frames per video with and without frame enhancement, and a comparison of high- and low-resolution real and fake videos.</w:t>
       </w:r>
@@ -6116,8 +6088,6 @@
       </w:pPr>
       <w:r>
         <w:t>1.</w:t>
-      </w:r>
-      <w:r>
         <w:tab/>
       </w:r>
       <w:r>
@@ -6141,8 +6111,6 @@
       </w:pPr>
       <w:r>
         <w:t>2.</w:t>
-      </w:r>
-      <w:r>
         <w:tab/>
       </w:r>
       <w:r>
@@ -6166,8 +6134,6 @@
       </w:pPr>
       <w:r>
         <w:t>3.</w:t>
-      </w:r>
-      <w:r>
         <w:tab/>
       </w:r>
       <w:r>
@@ -6191,8 +6157,6 @@
       </w:pPr>
       <w:r>
         <w:t>4.</w:t>
-      </w:r>
-      <w:r>
         <w:tab/>
       </w:r>
       <w:r>
@@ -6216,8 +6180,6 @@
       </w:pPr>
       <w:r>
         <w:t>5.</w:t>
-      </w:r>
-      <w:r>
         <w:tab/>
       </w:r>
       <w:r>
@@ -6242,8 +6204,6 @@
       <w:r>
         <w:lastRenderedPageBreak/>
         <w:t>6.</w:t>
-      </w:r>
-      <w:r>
         <w:tab/>
       </w:r>
       <w:r>
@@ -6267,8 +6227,6 @@
       </w:pPr>
       <w:r>
         <w:t>7.</w:t>
-      </w:r>
-      <w:r>
         <w:tab/>
       </w:r>
       <w:r>
@@ -6292,8 +6250,6 @@
       </w:pPr>
       <w:r>
         <w:t>8.</w:t>
-      </w:r>
-      <w:r>
         <w:tab/>
       </w:r>
       <w:r>
@@ -6317,8 +6273,6 @@
       </w:pPr>
       <w:r>
         <w:t>9.</w:t>
-      </w:r>
-      <w:r>
         <w:tab/>
       </w:r>
       <w:r>
@@ -6342,8 +6296,6 @@
       </w:pPr>
       <w:r>
         <w:t>10.</w:t>
-      </w:r>
-      <w:r>
         <w:tab/>
       </w:r>
       <w:r>
@@ -10503,8 +10455,6 @@
       <w:r>
         <w:lastRenderedPageBreak/>
         <w:t>1.</w:t>
-      </w:r>
-      <w:r>
         <w:tab/>
         <w:t>Each video is parsed into one identity (real video) or two identities (fake video, id&lt;a&gt;_id&lt;b&gt;).</w:t>
       </w:r>
@@ -10520,8 +10470,6 @@
       </w:pPr>
       <w:r>
         <w:t>2.</w:t>
-      </w:r>
-      <w:r>
         <w:tab/>
         <w:t>A union-find structure joins the two identities of every fake video, so that people who appear together in any fake video form one connected component.</w:t>
       </w:r>
@@ -10537,8 +10485,6 @@
       </w:pPr>
       <w:r>
         <w:t>3.</w:t>
-      </w:r>
-      <w:r>
         <w:tab/>
         <w:t>The official test videos are set aside. The remaining components are sorted by size and assigned greedily to the split that is furthest below its target share (75% train, 15% validation, 10% holdout); components with fake videos and real-only components are assigned separately.</w:t>
       </w:r>
@@ -10554,8 +10500,6 @@
       </w:pPr>
       <w:r>
         <w:t>4.</w:t>
-      </w:r>
-      <w:r>
         <w:tab/>
         <w:t>A leakage audit checks that train, validation and holdout share no identity.</w:t>
       </w:r>
@@ -12538,8 +12482,6 @@
       </w:pPr>
       <w:r>
         <w:t>1.</w:t>
-      </w:r>
-      <w:r>
         <w:tab/>
         <w:t>RetinaFace (InsightFace buffalo_l, det_10g model, input size 640 × 640, minimum score 0.50) is run through ONNX Runtime on the GPU; the notebook stops if the CUDA provider is not active.</w:t>
       </w:r>
@@ -12555,8 +12497,6 @@
       </w:pPr>
       <w:r>
         <w:t>2.</w:t>
-      </w:r>
-      <w:r>
         <w:tab/>
         <w:t>If several faces are found, the one with the largest bounding box is kept; frames without a face are skipped.</w:t>
       </w:r>
@@ -12572,8 +12512,6 @@
       </w:pPr>
       <w:r>
         <w:t>3.</w:t>
-      </w:r>
-      <w:r>
         <w:tab/>
         <w:t>The two eye landmarks define the rotation angle (atan2 of the eye vector) and the scale, so that the eye distance becomes (1 − 2 × 0.35) × 256 ≈ 77 pixels and the eye line lies at 35% of the crop height.</w:t>
       </w:r>
@@ -12589,8 +12527,6 @@
       </w:pPr>
       <w:r>
         <w:t>4.</w:t>
-      </w:r>
-      <w:r>
         <w:tab/>
         <w:t>An affine warp (bicubic interpolation, replicated borders) produces a 256 × 256 crop; a crop is rejected if the eye distance is almost zero.</w:t>
       </w:r>
@@ -12606,8 +12542,6 @@
       </w:pPr>
       <w:r>
         <w:t>5.</w:t>
-      </w:r>
-      <w:r>
         <w:tab/>
         <w:t>Crops are saved as JPEG (quality 95) in split / class folders and packed into 12 tar shards; on a restart the shards are restored instead of being recomputed.</w:t>
       </w:r>
@@ -16356,8 +16290,6 @@
       </w:pPr>
       <w:r>
         <w:t>1.</w:t>
-      </w:r>
-      <w:r>
         <w:tab/>
         <w:t>Build the pretrained backbone with a single-output head and set the head weights to zero.</w:t>
       </w:r>
@@ -16373,8 +16305,6 @@
       </w:pPr>
       <w:r>
         <w:t>2.</w:t>
-      </w:r>
-      <w:r>
         <w:tab/>
         <w:t>Epoch 1 (warm-up): freeze the backbone and train only the head, so that the random head does not disturb the pretrained features.</w:t>
       </w:r>
@@ -16390,8 +16320,6 @@
       </w:pPr>
       <w:r>
         <w:t>3.</w:t>
-      </w:r>
-      <w:r>
         <w:tab/>
         <w:t>Later epochs: unfreeze the backbone (for CLIP only the last four blocks); the head and backbone use different learning rates.</w:t>
       </w:r>
@@ -16408,8 +16336,6 @@
       <w:r>
         <w:lastRenderedPageBreak/>
         <w:t>4.</w:t>
-      </w:r>
-      <w:r>
         <w:tab/>
         <w:t>After each epoch, score the validation faces, compute frame-level and video-level validation AUC and EER, and save best.pt if the frame-level AUC improved.</w:t>
       </w:r>
@@ -16425,8 +16351,6 @@
       </w:pPr>
       <w:r>
         <w:t>5.</w:t>
-      </w:r>
-      <w:r>
         <w:tab/>
         <w:t>Save the full training state (model, optimiser, scheduler, scaler) to last.pt after every epoch, so that an interrupted Kaggle session resumes where it stopped.</w:t>
       </w:r>
@@ -16442,8 +16366,6 @@
       </w:pPr>
       <w:r>
         <w:t>6.</w:t>
-      </w:r>
-      <w:r>
         <w:tab/>
         <w:t>Stop early if the AUC does not improve for three epochs; write the epoch history to history.csv.</w:t>
       </w:r>
@@ -16459,8 +16381,6 @@
       </w:pPr>
       <w:r>
         <w:t>7.</w:t>
-      </w:r>
-      <w:r>
         <w:tab/>
         <w:t>Reload best.pt, score the validation, holdout and test faces, choose the threshold and save the predictions and metrics; no retraining is done during evaluation.</w:t>
       </w:r>
@@ -19379,40 +19299,22 @@
           <w:p>
             <w:r>
               <w:t>convnext_tiny: 27.82M params | 733 steps/epoch</w:t>
-            </w:r>
-            <w:r>
               <w:br/>
               <w:t>epoch 0 warmup | loss 0.3909 | val frame AUC 0.5867 (video 0.5990, EER 0.4233) | 2.9 min</w:t>
-            </w:r>
-            <w:r>
               <w:br/>
               <w:t>epoch 1 full   | loss 0.1171 | val frame AUC 0.9873 (video 0.9967, EER 0.0370) | 4.3 min</w:t>
-            </w:r>
-            <w:r>
               <w:br/>
               <w:t>epoch 2 full   | loss 0.0355 | val frame AUC 0.9944 (video 0.9986, EER 0.0167) | 4.0 min</w:t>
-            </w:r>
-            <w:r>
               <w:br/>
               <w:t>epoch 3 full   | loss 0.0219 | val frame AUC 0.9946 (video 0.9995, EER 0.0174) | 3.9 min</w:t>
-            </w:r>
-            <w:r>
               <w:br/>
               <w:t>epoch 4 full   | loss 0.0128 | val frame AUC 0.9963 (video 0.9997, EER 0.0073) | 3.9 min</w:t>
-            </w:r>
-            <w:r>
               <w:br/>
               <w:t>epoch 5 full   | loss 0.0083 | val frame AUC 0.9976 (video 0.9998, EER 0.0073) | 3.9 min</w:t>
-            </w:r>
-            <w:r>
               <w:br/>
               <w:t>epoch 6 full   | loss 0.0051 | val frame AUC 0.9973 (video 0.9996, EER 0.0059) | 3.9 min</w:t>
-            </w:r>
-            <w:r>
               <w:br/>
               <w:t>epoch 7 full   | loss 0.0043 | val frame AUC 0.9974 (video 0.9997, EER 0.0094) | 3.9 min</w:t>
-            </w:r>
-            <w:r>
               <w:br/>
               <w:t>Best checkpoint: epoch 5.</w:t>
             </w:r>
@@ -19813,32 +19715,18 @@
           <w:p>
             <w:r>
               <w:t>model            Params(M)  GPU img/s  Train min  Holdout frame AUC  Holdout video AUC  CI low  CI high  EER    Holdout F1  Test AUC  Test F1</w:t>
-            </w:r>
-            <w:r>
               <w:br/>
               <w:t>convnext_tiny       27.8209     643.2474    30.8771       0.9963             0.9998       0.9993  1.0000  0.0076   0.9902      0.9990   0.9497</w:t>
-            </w:r>
-            <w:r>
               <w:br/>
               <w:t>efficientnet_b4     17.5504     521.3066    31.2077       0.9919             0.9994       0.9986  0.9999  0.0119   0.9922      0.9992   0.9869</w:t>
-            </w:r>
-            <w:r>
               <w:br/>
               <w:t>xception            20.8090     568.9492    29.8581       0.9902             0.9991       0.9981  0.9998  0.0188   0.9943      0.9991   0.9700</w:t>
-            </w:r>
-            <w:r>
               <w:br/>
               <w:t>swin_tiny           27.5201     457.4665    37.2300       0.9928             0.9984       0.9964  0.9997  0.0188   0.9901      0.9989   0.9471</w:t>
-            </w:r>
-            <w:r>
               <w:br/>
               <w:t>efficientnet_b0      4.0088    1479.6056    22.1450       0.9891             0.9981       0.9963  0.9994  0.0133   0.9880      0.9978   0.9524</w:t>
-            </w:r>
-            <w:r>
               <w:br/>
               <w:t>resnet50            23.5101     780.3894    27.7604       0.9896             0.9976       0.9956  0.9991  0.0188   0.9901      0.9981   0.9671</w:t>
-            </w:r>
-            <w:r>
               <w:br/>
               <w:t>clip_vit_b16        85.8002     350.3646    33.7194       0.9777             0.9905       0.9839  0.9959  0.0389   0.9772      0.9959   0.9354</w:t>
             </w:r>
@@ -19975,43 +19863,23 @@
           <w:p>
             <w:r>
               <w:t>Best model: convnext_tiny | threshold 0.0079</w:t>
-            </w:r>
-            <w:r>
               <w:br/>
               <w:t>video                 truth  faces  p_fake       prediction  seconds</w:t>
-            </w:r>
-            <w:r>
               <w:br/>
               <w:t>id49_0000.mp4         REAL   32     3.6828e-05   REAL        6.0812</w:t>
-            </w:r>
-            <w:r>
               <w:br/>
               <w:t>id49_id50_0000.mp4    FAKE   32     7.4542e-01   FAKE       10.5001</w:t>
-            </w:r>
-            <w:r>
               <w:br/>
-            </w:r>
-            <w:r>
               <w:br/>
               <w:t>Participant 4 — High vs Low Resolution Comparison</w:t>
-            </w:r>
-            <w:r>
               <w:br/>
               <w:t>REAL_HIGH  id16_0012.mp4      974x500  32 faces  P(fake)=0.0000  REAL  correct</w:t>
-            </w:r>
-            <w:r>
               <w:br/>
               <w:t>FAKE_HIGH  id16_id9_0012.mp4  974x500  32 faces  P(fake)=1.0000  FAKE  correct</w:t>
-            </w:r>
-            <w:r>
               <w:br/>
               <w:t>REAL_LOW   id24_0003.mp4      286x300  32 faces  P(fake)=0.0019  REAL  correct</w:t>
-            </w:r>
-            <w:r>
               <w:br/>
               <w:t>FAKE_LOW   id24_id19_0003.mp4 286x300  32 faces  P(fake)=0.9999  FAKE  correct</w:t>
-            </w:r>
-            <w:r>
               <w:br/>
               <w:t>Accuracy: 100.0% (4/4)</w:t>
             </w:r>
@@ -20157,39 +20025,21 @@
           <w:p>
             <w:r>
               <w:t>import torch</w:t>
-            </w:r>
-            <w:r>
               <w:br/>
               <w:t>import onnxruntime as ort</w:t>
-            </w:r>
-            <w:r>
               <w:br/>
               <w:t>import timm</w:t>
-            </w:r>
-            <w:r>
               <w:br/>
-            </w:r>
-            <w:r>
               <w:br/>
               <w:t>assert torch.cuda.is_available(), "Switch Kaggle runtime to a GPU accelerator."</w:t>
-            </w:r>
-            <w:r>
               <w:br/>
               <w:t>DEVICE = torch.device("cuda")</w:t>
-            </w:r>
-            <w:r>
               <w:br/>
               <w:t>ORT_PROVIDERS = ort.get_available_providers()</w:t>
-            </w:r>
-            <w:r>
               <w:br/>
               <w:t>print(f"torch {torch.__version__} | timm {timm.__version__} | onnxruntime {ort.__version__} | {torch.cuda.get_device_name(0)}")</w:t>
-            </w:r>
-            <w:r>
               <w:br/>
               <w:t>print("ONNX Runtime providers:", ORT_PROVIDERS)</w:t>
-            </w:r>
-            <w:r>
               <w:br/>
               <w:t>print("Environment preflight: PASS")</w:t>
             </w:r>
@@ -20244,19 +20094,11 @@
           <w:p>
             <w:r>
               <w:t>torch 2.11.0+cu128 | timm 1.0.29 | onnxruntime 1.30.0 | Tesla T4</w:t>
-            </w:r>
-            <w:r>
               <w:br/>
               <w:t>ONNX Runtime providers: ['AzureExecutionProvider', 'CPUExecutionProvider']</w:t>
-            </w:r>
-            <w:r>
               <w:br/>
               <w:t>Environment preflight: PASS</w:t>
-            </w:r>
-            <w:r>
               <w:br/>
-            </w:r>
-            <w:r>
               <w:br/>
               <w:t>PyTorch training used the Tesla T4. RetinaFace used ONNX Runtime CPUExecutionProvider in this final Kaggle execution.</w:t>
             </w:r>
@@ -21018,79 +20860,41 @@
           <w:p>
             <w:r>
               <w:t>RetinaFace providers: ['CPUExecutionProvider']</w:t>
-            </w:r>
-            <w:r>
               <w:br/>
               <w:t>Face-cache shard 1/12: 545/545 [24:57]</w:t>
-            </w:r>
-            <w:r>
               <w:br/>
               <w:t>Face-cache shard 2/12: 544/544 [25:11]</w:t>
-            </w:r>
-            <w:r>
               <w:br/>
               <w:t>Face-cache shard 3/12: 544/544 [23:00]</w:t>
-            </w:r>
-            <w:r>
               <w:br/>
               <w:t>Face-cache shard 4/12: 544/544 [24:15]</w:t>
-            </w:r>
-            <w:r>
               <w:br/>
               <w:t>Face-cache shard 5/12: 544/544 [42:37]</w:t>
-            </w:r>
-            <w:r>
               <w:br/>
               <w:t>Face-cache shard 6/12: 544/544 [24:10]</w:t>
-            </w:r>
-            <w:r>
               <w:br/>
               <w:t>Face-cache shard 7/12: 544/544 [22:38]</w:t>
-            </w:r>
-            <w:r>
               <w:br/>
               <w:t>Face-cache shard 8/12: 544/544 [23:04]</w:t>
-            </w:r>
-            <w:r>
               <w:br/>
               <w:t>Face-cache shard 9/12: 544/544 [24:30]</w:t>
-            </w:r>
-            <w:r>
               <w:br/>
               <w:t>Face-cache shard 10/12: 544/544 [24:19]</w:t>
-            </w:r>
-            <w:r>
               <w:br/>
               <w:t>Face-cache shard 11/12: 544/544 [24:03]</w:t>
-            </w:r>
-            <w:r>
               <w:br/>
               <w:t>Face-cache shard 12/12: 544/544 [23:55]</w:t>
-            </w:r>
-            <w:r>
               <w:br/>
               <w:t>73,429 aligned face crops indexed.</w:t>
-            </w:r>
-            <w:r>
               <w:br/>
-            </w:r>
-            <w:r>
               <w:br/>
               <w:t>label          real   fake</w:t>
-            </w:r>
-            <w:r>
               <w:br/>
               <w:t>train          15805  31120</w:t>
-            </w:r>
-            <w:r>
               <w:br/>
               <w:t>val             3584   5640</w:t>
-            </w:r>
-            <w:r>
               <w:br/>
               <w:t>holdout         3360   5632</w:t>
-            </w:r>
-            <w:r>
               <w:br/>
               <w:t>test            2848   5440</w:t>
             </w:r>
@@ -21515,40 +21319,22 @@
           <w:p>
             <w:r>
               <w:t>Run B ConvNeXt-Tiny: 27.82M params | 733 steps/epoch</w:t>
-            </w:r>
-            <w:r>
               <w:br/>
               <w:t>epoch 0 warmup | loss 0.3909 | val frame AUC 0.5867 | video 0.5990 | EER 0.4233 | 2.6 min</w:t>
-            </w:r>
-            <w:r>
               <w:br/>
               <w:t>epoch 1 full   | loss 0.1171 | val frame AUC 0.9873 | video 0.9967 | EER 0.0370 | 4.0 min</w:t>
-            </w:r>
-            <w:r>
               <w:br/>
               <w:t>epoch 2 full   | loss 0.0355 | val frame AUC 0.9944 | video 0.9986 | EER 0.0167 | 4.0 min</w:t>
-            </w:r>
-            <w:r>
               <w:br/>
               <w:t>epoch 3 full   | loss 0.0219 | val frame AUC 0.9946 | video 0.9995 | EER 0.0174 | 4.0 min</w:t>
-            </w:r>
-            <w:r>
               <w:br/>
               <w:t>epoch 4 full   | loss 0.0128 | val frame AUC 0.9963 | video 0.9997 | EER 0.0073 | 3.9 min</w:t>
-            </w:r>
-            <w:r>
               <w:br/>
               <w:t>epoch 5 full   | loss 0.0083 | val frame AUC 0.9976 | video 0.9998 | EER 0.0073 | 3.9 min</w:t>
-            </w:r>
-            <w:r>
               <w:br/>
               <w:t>epoch 6 full   | loss 0.0051 | val frame AUC 0.9973 | video 0.9996 | EER 0.0059 | 3.9 min</w:t>
-            </w:r>
-            <w:r>
               <w:br/>
               <w:t>epoch 7 full   | loss 0.0043 | val frame AUC 0.9974 | video 0.9997 | EER 0.0094 | 3.9 min</w:t>
-            </w:r>
-            <w:r>
               <w:br/>
               <w:t>Selected Run B epoch: 5 (best validation frame AUC = 0.9976)</w:t>
             </w:r>
@@ -21823,34 +21609,18 @@
           <w:p>
             <w:r>
               <w:t>Run B threshold (validation Youden J): 0.4825</w:t>
-            </w:r>
-            <w:r>
               <w:br/>
-            </w:r>
-            <w:r>
               <w:br/>
               <w:t>Split       AUC     Accuracy  Precision  Recall  Specificity  F1      EER</w:t>
-            </w:r>
-            <w:r>
               <w:br/>
               <w:t>Validation  0.9998  0.9878    1.0000     0.9858  1.0000       0.9929  0.0073</w:t>
-            </w:r>
-            <w:r>
               <w:br/>
               <w:t>Holdout     0.9998  0.9728    1.0000     0.9688  1.0000       0.9841  0.0076</w:t>
-            </w:r>
-            <w:r>
               <w:br/>
-            </w:r>
-            <w:r>
               <w:br/>
               <w:t>Confusion counts (TN / FP / FN / TP)</w:t>
-            </w:r>
-            <w:r>
               <w:br/>
               <w:t>Validation: 112 / 0 / 10 / 695</w:t>
-            </w:r>
-            <w:r>
               <w:br/>
               <w:t>Holdout:    105 / 0 / 22 / 682</w:t>
             </w:r>
@@ -25313,8 +25083,6 @@
       </w:r>
       <w:r>
         <w:t xml:space="preserve"> ConvNeXt-Tiny’s interval (0.9993-1.0000) overlaps the intervals of EfficientNet-B4, ResNet-50, Swin-Tiny, EfficientNet-B0 and </w:t>
-      </w:r>
-      <w:r>
         <w:lastRenderedPageBreak/>
         <w:t>Xception, so their AUC differences are within bootstrap noise. Only CLIP ViT-B/16 is clearly worse, with an interval (0.9843-0.9949) below all the others.</w:t>
       </w:r>
@@ -28510,8 +28278,6 @@
       </w:pPr>
       <w:r>
         <w:t xml:space="preserve">Interpretation. Run A and Run B both rank the holdout videos extremely well, but their independently selected thresholds differ (0.0079 versus 0.4825). Run A produced 14 false positives and no false negatives; Run B produced no false positives but 22 false negatives. This </w:t>
-      </w:r>
-      <w:r>
         <w:lastRenderedPageBreak/>
         <w:t>demonstrates why threshold-dependent accuracy must be interpreted together with AUC and the confusion matrix.</w:t>
       </w:r>
@@ -31033,8 +30799,6 @@
       </w:pPr>
       <w:r>
         <w:t>1.</w:t>
-      </w:r>
-      <w:r>
         <w:tab/>
       </w:r>
       <w:r>
@@ -31058,8 +30822,6 @@
       </w:pPr>
       <w:r>
         <w:t>2.</w:t>
-      </w:r>
-      <w:r>
         <w:tab/>
       </w:r>
       <w:r>
@@ -31148,8 +30910,6 @@
       </w:pPr>
       <w:r>
         <w:t>8.</w:t>
-      </w:r>
-      <w:r>
         <w:tab/>
       </w:r>
       <w:r>
@@ -31290,8 +31050,6 @@
       </w:pPr>
       <w:r>
         <w:t>1.</w:t>
-      </w:r>
-      <w:r>
         <w:tab/>
       </w:r>
       <w:r>
@@ -31315,8 +31073,6 @@
       </w:pPr>
       <w:r>
         <w:t>2.</w:t>
-      </w:r>
-      <w:r>
         <w:tab/>
       </w:r>
       <w:r>
@@ -31340,8 +31096,6 @@
       </w:pPr>
       <w:r>
         <w:t>3.</w:t>
-      </w:r>
-      <w:r>
         <w:tab/>
         <w:t>Harder low-resolution tests: extend Run B to include low-resolution FAKE videos (low-resolution FAKE video), restrict the high / low check to holdout videos, build a degraded test set (for example 240p frames, JPEG quality 30 and low-bit-rate re-encoding), and measure whether enhancement or learned super-resolution helps when scores are close to the threshold.</w:t>
       </w:r>
@@ -31357,8 +31111,6 @@
       </w:pPr>
       <w:r>
         <w:t>4.</w:t>
-      </w:r>
-      <w:r>
         <w:tab/>
       </w:r>
       <w:r>
@@ -31382,8 +31134,6 @@
       </w:pPr>
       <w:r>
         <w:t>5.</w:t>
-      </w:r>
-      <w:r>
         <w:tab/>
       </w:r>
       <w:r>
@@ -31407,8 +31157,6 @@
       </w:pPr>
       <w:r>
         <w:t>6.</w:t>
-      </w:r>
-      <w:r>
         <w:tab/>
       </w:r>
       <w:r>
@@ -31432,8 +31180,6 @@
       </w:pPr>
       <w:r>
         <w:t>7.</w:t>
-      </w:r>
-      <w:r>
         <w:tab/>
       </w:r>
       <w:r>
@@ -31457,8 +31203,6 @@
       </w:pPr>
       <w:r>
         <w:t>8.</w:t>
-      </w:r>
-      <w:r>
         <w:tab/>
       </w:r>
       <w:r>
@@ -31482,8 +31226,6 @@
       </w:pPr>
       <w:r>
         <w:t>9.</w:t>
-      </w:r>
-      <w:r>
         <w:tab/>
       </w:r>
       <w:r>
@@ -31507,8 +31249,6 @@
       </w:pPr>
       <w:r>
         <w:t>10.</w:t>
-      </w:r>
-      <w:r>
         <w:tab/>
       </w:r>
       <w:r>
@@ -31542,8 +31282,6 @@
       </w:pPr>
       <w:r>
         <w:t>[1]</w:t>
-      </w:r>
-      <w:r>
         <w:tab/>
       </w:r>
       <w:r>
@@ -31564,8 +31302,6 @@
       </w:pPr>
       <w:r>
         <w:t>[2]</w:t>
-      </w:r>
-      <w:r>
         <w:tab/>
       </w:r>
       <w:r>
@@ -31586,8 +31322,6 @@
       </w:pPr>
       <w:r>
         <w:t>[3]</w:t>
-      </w:r>
-      <w:r>
         <w:tab/>
       </w:r>
       <w:r>
@@ -31608,8 +31342,6 @@
       </w:pPr>
       <w:r>
         <w:t>[4]</w:t>
-      </w:r>
-      <w:r>
         <w:tab/>
       </w:r>
       <w:r>
@@ -31630,8 +31362,6 @@
       </w:pPr>
       <w:r>
         <w:t>[5]</w:t>
-      </w:r>
-      <w:r>
         <w:tab/>
       </w:r>
       <w:r>
@@ -31652,8 +31382,6 @@
       </w:pPr>
       <w:r>
         <w:t>[6]</w:t>
-      </w:r>
-      <w:r>
         <w:tab/>
       </w:r>
       <w:r>
@@ -31674,8 +31402,6 @@
       </w:pPr>
       <w:r>
         <w:t>[7]</w:t>
-      </w:r>
-      <w:r>
         <w:tab/>
       </w:r>
       <w:r>
@@ -31696,8 +31422,6 @@
       </w:pPr>
       <w:r>
         <w:t>[8]</w:t>
-      </w:r>
-      <w:r>
         <w:tab/>
       </w:r>
       <w:r>
@@ -31718,8 +31442,6 @@
       </w:pPr>
       <w:r>
         <w:t>[9]</w:t>
-      </w:r>
-      <w:r>
         <w:tab/>
       </w:r>
       <w:r>
@@ -31740,8 +31462,6 @@
       </w:pPr>
       <w:r>
         <w:t>[10]</w:t>
-      </w:r>
-      <w:r>
         <w:tab/>
       </w:r>
       <w:r>
@@ -31762,8 +31482,6 @@
       </w:pPr>
       <w:r>
         <w:t>[11]</w:t>
-      </w:r>
-      <w:r>
         <w:tab/>
       </w:r>
       <w:r>
@@ -31784,8 +31502,6 @@
       </w:pPr>
       <w:r>
         <w:t>[12]</w:t>
-      </w:r>
-      <w:r>
         <w:tab/>
       </w:r>
       <w:r>
@@ -31806,8 +31522,6 @@
       </w:pPr>
       <w:r>
         <w:t>[13]</w:t>
-      </w:r>
-      <w:r>
         <w:tab/>
       </w:r>
       <w:r>
@@ -31828,8 +31542,6 @@
       </w:pPr>
       <w:r>
         <w:t>[14]</w:t>
-      </w:r>
-      <w:r>
         <w:tab/>
       </w:r>
       <w:r>
@@ -31850,8 +31562,6 @@
       </w:pPr>
       <w:r>
         <w:t>[15]</w:t>
-      </w:r>
-      <w:r>
         <w:tab/>
       </w:r>
       <w:r>
@@ -31873,8 +31583,6 @@
       <w:r>
         <w:lastRenderedPageBreak/>
         <w:t>[16]</w:t>
-      </w:r>
-      <w:r>
         <w:tab/>
       </w:r>
       <w:r>
@@ -31895,8 +31603,6 @@
       </w:pPr>
       <w:r>
         <w:t>[17]</w:t>
-      </w:r>
-      <w:r>
         <w:tab/>
       </w:r>
       <w:r>
@@ -31917,8 +31623,6 @@
       </w:pPr>
       <w:r>
         <w:t>[18]</w:t>
-      </w:r>
-      <w:r>
         <w:tab/>
       </w:r>
       <w:r>
@@ -31939,8 +31643,6 @@
       </w:pPr>
       <w:r>
         <w:t>[19]</w:t>
-      </w:r>
-      <w:r>
         <w:tab/>
       </w:r>
       <w:r>
@@ -31961,8 +31663,6 @@
       </w:pPr>
       <w:r>
         <w:t>[20]</w:t>
-      </w:r>
-      <w:r>
         <w:tab/>
       </w:r>
       <w:r>
@@ -31983,8 +31683,6 @@
       </w:pPr>
       <w:r>
         <w:t>[21]</w:t>
-      </w:r>
-      <w:r>
         <w:tab/>
       </w:r>
       <w:r>
@@ -32005,8 +31703,6 @@
       </w:pPr>
       <w:r>
         <w:t>[22]</w:t>
-      </w:r>
-      <w:r>
         <w:tab/>
       </w:r>
       <w:r>
@@ -32027,8 +31723,6 @@
       </w:pPr>
       <w:r>
         <w:t>[23]</w:t>
-      </w:r>
-      <w:r>
         <w:tab/>
       </w:r>
       <w:r>
@@ -32049,8 +31743,6 @@
       </w:pPr>
       <w:r>
         <w:t>[24]</w:t>
-      </w:r>
-      <w:r>
         <w:tab/>
       </w:r>
       <w:r>
@@ -32071,8 +31763,6 @@
       </w:pPr>
       <w:r>
         <w:t>[25]</w:t>
-      </w:r>
-      <w:r>
         <w:tab/>
       </w:r>
       <w:r>
@@ -32093,8 +31783,6 @@
       </w:pPr>
       <w:r>
         <w:t>[26]</w:t>
-      </w:r>
-      <w:r>
         <w:tab/>
       </w:r>
       <w:r>
@@ -32115,8 +31803,6 @@
       </w:pPr>
       <w:r>
         <w:t>[27]</w:t>
-      </w:r>
-      <w:r>
         <w:tab/>
       </w:r>
       <w:r>
@@ -32137,8 +31823,6 @@
       </w:pPr>
       <w:r>
         <w:t>[28]</w:t>
-      </w:r>
-      <w:r>
         <w:tab/>
       </w:r>
       <w:r>
@@ -32159,8 +31843,6 @@
       </w:pPr>
       <w:r>
         <w:t>[29]</w:t>
-      </w:r>
-      <w:r>
         <w:tab/>
       </w:r>
       <w:r>
@@ -32181,8 +31863,6 @@
       </w:pPr>
       <w:r>
         <w:t>[30]</w:t>
-      </w:r>
-      <w:r>
         <w:tab/>
       </w:r>
       <w:r>
@@ -32204,8 +31884,6 @@
       <w:r>
         <w:lastRenderedPageBreak/>
         <w:t>[31]</w:t>
-      </w:r>
-      <w:r>
         <w:tab/>
       </w:r>
       <w:r>
@@ -32226,8 +31904,6 @@
       </w:pPr>
       <w:r>
         <w:t>[32]</w:t>
-      </w:r>
-      <w:r>
         <w:tab/>
       </w:r>
       <w:r>
@@ -32248,8 +31924,6 @@
       </w:pPr>
       <w:r>
         <w:t>[33]</w:t>
-      </w:r>
-      <w:r>
         <w:tab/>
       </w:r>
       <w:r>
@@ -32270,8 +31944,6 @@
       </w:pPr>
       <w:r>
         <w:t>[34]</w:t>
-      </w:r>
-      <w:r>
         <w:tab/>
       </w:r>
       <w:r>
@@ -32292,8 +31964,6 @@
       </w:pPr>
       <w:r>
         <w:t>[35]</w:t>
-      </w:r>
-      <w:r>
         <w:tab/>
       </w:r>
       <w:r>
@@ -32314,8 +31984,6 @@
       </w:pPr>
       <w:r>
         <w:t>[36]</w:t>
-      </w:r>
-      <w:r>
         <w:tab/>
       </w:r>
       <w:r>
@@ -32336,8 +32004,6 @@
       </w:pPr>
       <w:r>
         <w:t>[37]</w:t>
-      </w:r>
-      <w:r>
         <w:tab/>
       </w:r>
       <w:r>
@@ -32358,8 +32024,6 @@
       </w:pPr>
       <w:r>
         <w:t>[38]</w:t>
-      </w:r>
-      <w:r>
         <w:tab/>
       </w:r>
       <w:r>
@@ -32380,8 +32044,6 @@
       </w:pPr>
       <w:r>
         <w:t>[39]</w:t>
-      </w:r>
-      <w:r>
         <w:tab/>
       </w:r>
       <w:r>
@@ -32402,8 +32064,6 @@
       </w:pPr>
       <w:r>
         <w:t>[40]</w:t>
-      </w:r>
-      <w:r>
         <w:tab/>
       </w:r>
       <w:r>
